--- a/DOCUMENTS/docs/MANUFACTURER_PRINTER_SETUP_GUIDE.docx
+++ b/DOCUMENTS/docs/MANUFACTURER_PRINTER_SETUP_GUIDE.docx
@@ -373,7 +373,7 @@
         <w:spacing w:after="50"/>
       </w:pPr>
       <w:r>
-        <w:t xml:space="preserve">5. Open Printer Diagnostics in MSCQR and verify readiness.</w:t>
+        <w:t xml:space="preserve">5. Open Printer Setup in MSCQR and verify readiness.</w:t>
       </w:r>
     </w:p>
     <w:p>
@@ -413,7 +413,7 @@
         <w:spacing w:after="80"/>
       </w:pPr>
       <w:r>
-        <w:t xml:space="preserve">In Printer Diagnostics:</w:t>
+        <w:t xml:space="preserve">In Printer Setup:</w:t>
       </w:r>
     </w:p>
     <w:p>
@@ -458,7 +458,7 @@
         <w:spacing w:after="50"/>
       </w:pPr>
       <w:r>
-        <w:t xml:space="preserve">5. Save and run Test.</w:t>
+        <w:t xml:space="preserve">5. Save and run Check.</w:t>
       </w:r>
     </w:p>
     <w:p>
@@ -493,7 +493,7 @@
         <w:spacing w:after="80"/>
       </w:pPr>
       <w:r>
-        <w:t xml:space="preserve">In Printer Diagnostics:</w:t>
+        <w:t xml:space="preserve">In Printer Setup:</w:t>
       </w:r>
     </w:p>
     <w:p>
@@ -546,7 +546,7 @@
         <w:spacing w:after="50"/>
       </w:pPr>
       <w:r>
-        <w:t xml:space="preserve">6. Save and run Test.</w:t>
+        <w:t xml:space="preserve">6. Save and run Check.</w:t>
       </w:r>
     </w:p>
     <w:p>
@@ -755,7 +755,7 @@
         <w:spacing w:after="50"/>
       </w:pPr>
       <w:r>
-        <w:t xml:space="preserve">6. Return to Printer Diagnostics and verify the profile changes to Site gateway online.</w:t>
+        <w:t xml:space="preserve">6. Return to Printer Setup and verify the profile changes to Site gateway online.</w:t>
       </w:r>
     </w:p>
     <w:p>
@@ -803,7 +803,7 @@
         <w:spacing w:after="50"/>
       </w:pPr>
       <w:r>
-        <w:t xml:space="preserve">2. The correct dispatch mode appears in the print dialog.</w:t>
+        <w:t xml:space="preserve">2. The correct saved printer appears in the print dialog.</w:t>
       </w:r>
     </w:p>
     <w:p>
@@ -867,15 +867,15 @@
         <w:spacing w:after="50"/>
       </w:pPr>
       <w:r>
-        <w:t xml:space="preserve">1. Open Printer Diagnostics.</w:t>
-      </w:r>
-    </w:p>
-    <w:p>
-      <w:pPr>
-        <w:spacing w:after="50"/>
-      </w:pPr>
-      <w:r>
-        <w:t xml:space="preserve">2. Copy the diagnostic snapshot.</w:t>
+        <w:t xml:space="preserve">1. Open Printer Setup.</w:t>
+      </w:r>
+    </w:p>
+    <w:p>
+      <w:pPr>
+        <w:spacing w:after="50"/>
+      </w:pPr>
+      <w:r>
+        <w:t xml:space="preserve">2. Copy the support summary.</w:t>
       </w:r>
     </w:p>
     <w:p>
@@ -891,7 +891,7 @@
         <w:spacing w:after="50"/>
       </w:pPr>
       <w:r>
-        <w:t xml:space="preserve">4. Confirm whether the issue is local workstation, network reachability, IPP validation, or gateway heartbeat.</w:t>
+        <w:t xml:space="preserve">4. Confirm whether the issue is workstation availability, network reachability, IPP validation, or site connector availability.</w:t>
       </w:r>
     </w:p>
     <w:p>

--- a/DOCUMENTS/docs/MANUFACTURER_PRINTER_SETUP_GUIDE.docx
+++ b/DOCUMENTS/docs/MANUFACTURER_PRINTER_SETUP_GUIDE.docx
@@ -396,6 +396,73 @@
     </w:p>
     <w:p>
       <w:pPr>
+        <w:spacing w:before="120" w:after="80"/>
+        <w:jc w:val="center"/>
+      </w:pPr>
+      <w:r>
+        <w:drawing>
+          <wp:inline distT="0" distB="0" distL="0" distR="0">
+            <wp:extent cx="5905500" cy="3381375"/>
+            <wp:effectExtent t="0" r="0" b="0" l="0"/>
+            <wp:docPr id="1" name="" descr="" title=""/>
+            <wp:cNvGraphicFramePr>
+              <a:graphicFrameLocks xmlns:a="http://schemas.openxmlformats.org/drawingml/2006/main" noChangeAspect="1"/>
+            </wp:cNvGraphicFramePr>
+            <a:graphic xmlns:a="http://schemas.openxmlformats.org/drawingml/2006/main">
+              <a:graphicData uri="http://schemas.openxmlformats.org/drawingml/2006/picture">
+                <pic:pic xmlns:pic="http://schemas.openxmlformats.org/drawingml/2006/picture">
+                  <pic:nvPicPr>
+                    <pic:cNvPr id="0" name="" descr=""/>
+                    <pic:cNvPicPr>
+                      <a:picLocks noChangeAspect="1" noChangeArrowheads="1"/>
+                    </pic:cNvPicPr>
+                  </pic:nvPicPr>
+                  <pic:blipFill>
+                    <a:blip r:embed="rId6" cstate="none"/>
+                    <a:srcRect/>
+                    <a:stretch>
+                      <a:fillRect/>
+                    </a:stretch>
+                  </pic:blipFill>
+                  <pic:spPr bwMode="auto">
+                    <a:xfrm>
+                      <a:off x="0" y="0"/>
+                      <a:ext cx="5905500" cy="3381375"/>
+                    </a:xfrm>
+                    <a:prstGeom prst="rect">
+                      <a:avLst/>
+                    </a:prstGeom>
+                  </pic:spPr>
+                </pic:pic>
+              </a:graphicData>
+            </a:graphic>
+          </wp:inline>
+        </w:drawing>
+      </w:r>
+    </w:p>
+    <w:p>
+      <w:pPr>
+        <w:spacing w:after="220"/>
+        <w:jc w:val="center"/>
+      </w:pPr>
+      <w:r>
+        <w:rPr>
+          <w:i/>
+          <w:iCs/>
+          <w:color w:val="4b5563"/>
+          <w:sz w:val="20"/>
+          <w:szCs w:val="20"/>
+        </w:rPr>
+        <w:t xml:space="preserve">Printer Setup &amp; Support</w:t>
+      </w:r>
+    </w:p>
+    <w:p>
+      <w:r>
+        <w:t xml:space="preserve"/>
+      </w:r>
+    </w:p>
+    <w:p>
+      <w:pPr>
         <w:pStyle w:val="Heading2"/>
         <w:spacing w:before="180" w:after="100"/>
       </w:pPr>
@@ -604,6 +671,73 @@
       </w:pPr>
       <w:r>
         <w:t xml:space="preserve">ipps:// when supported</w:t>
+      </w:r>
+    </w:p>
+    <w:p>
+      <w:r>
+        <w:t xml:space="preserve"/>
+      </w:r>
+    </w:p>
+    <w:p>
+      <w:pPr>
+        <w:spacing w:before="120" w:after="80"/>
+        <w:jc w:val="center"/>
+      </w:pPr>
+      <w:r>
+        <w:drawing>
+          <wp:inline distT="0" distB="0" distL="0" distR="0">
+            <wp:extent cx="5905500" cy="3381375"/>
+            <wp:effectExtent t="0" r="0" b="0" l="0"/>
+            <wp:docPr id="1" name="" descr="" title=""/>
+            <wp:cNvGraphicFramePr>
+              <a:graphicFrameLocks xmlns:a="http://schemas.openxmlformats.org/drawingml/2006/main" noChangeAspect="1"/>
+            </wp:cNvGraphicFramePr>
+            <a:graphic xmlns:a="http://schemas.openxmlformats.org/drawingml/2006/main">
+              <a:graphicData uri="http://schemas.openxmlformats.org/drawingml/2006/picture">
+                <pic:pic xmlns:pic="http://schemas.openxmlformats.org/drawingml/2006/picture">
+                  <pic:nvPicPr>
+                    <pic:cNvPr id="0" name="" descr=""/>
+                    <pic:cNvPicPr>
+                      <a:picLocks noChangeAspect="1" noChangeArrowheads="1"/>
+                    </pic:cNvPicPr>
+                  </pic:nvPicPr>
+                  <pic:blipFill>
+                    <a:blip r:embed="rId7" cstate="none"/>
+                    <a:srcRect/>
+                    <a:stretch>
+                      <a:fillRect/>
+                    </a:stretch>
+                  </pic:blipFill>
+                  <pic:spPr bwMode="auto">
+                    <a:xfrm>
+                      <a:off x="0" y="0"/>
+                      <a:ext cx="5905500" cy="3381375"/>
+                    </a:xfrm>
+                    <a:prstGeom prst="rect">
+                      <a:avLst/>
+                    </a:prstGeom>
+                  </pic:spPr>
+                </pic:pic>
+              </a:graphicData>
+            </a:graphic>
+          </wp:inline>
+        </w:drawing>
+      </w:r>
+    </w:p>
+    <w:p>
+      <w:pPr>
+        <w:spacing w:after="220"/>
+        <w:jc w:val="center"/>
+      </w:pPr>
+      <w:r>
+        <w:rPr>
+          <w:i/>
+          <w:iCs/>
+          <w:color w:val="4b5563"/>
+          <w:sz w:val="20"/>
+          <w:szCs w:val="20"/>
+        </w:rPr>
+        <w:t xml:space="preserve">Create Print Job</w:t>
       </w:r>
     </w:p>
     <w:p>
@@ -828,6 +962,144 @@
       </w:pPr>
       <w:r>
         <w:t xml:space="preserve">5. The printed count updates in MSCQR.</w:t>
+      </w:r>
+    </w:p>
+    <w:p>
+      <w:r>
+        <w:t xml:space="preserve"/>
+      </w:r>
+    </w:p>
+    <w:p>
+      <w:pPr>
+        <w:spacing w:before="120" w:after="80"/>
+        <w:jc w:val="center"/>
+      </w:pPr>
+      <w:r>
+        <w:drawing>
+          <wp:inline distT="0" distB="0" distL="0" distR="0">
+            <wp:extent cx="5905500" cy="3381375"/>
+            <wp:effectExtent t="0" r="0" b="0" l="0"/>
+            <wp:docPr id="1" name="" descr="" title=""/>
+            <wp:cNvGraphicFramePr>
+              <a:graphicFrameLocks xmlns:a="http://schemas.openxmlformats.org/drawingml/2006/main" noChangeAspect="1"/>
+            </wp:cNvGraphicFramePr>
+            <a:graphic xmlns:a="http://schemas.openxmlformats.org/drawingml/2006/main">
+              <a:graphicData uri="http://schemas.openxmlformats.org/drawingml/2006/picture">
+                <pic:pic xmlns:pic="http://schemas.openxmlformats.org/drawingml/2006/picture">
+                  <pic:nvPicPr>
+                    <pic:cNvPr id="0" name="" descr=""/>
+                    <pic:cNvPicPr>
+                      <a:picLocks noChangeAspect="1" noChangeArrowheads="1"/>
+                    </pic:cNvPicPr>
+                  </pic:nvPicPr>
+                  <pic:blipFill>
+                    <a:blip r:embed="rId8" cstate="none"/>
+                    <a:srcRect/>
+                    <a:stretch>
+                      <a:fillRect/>
+                    </a:stretch>
+                  </pic:blipFill>
+                  <pic:spPr bwMode="auto">
+                    <a:xfrm>
+                      <a:off x="0" y="0"/>
+                      <a:ext cx="5905500" cy="3381375"/>
+                    </a:xfrm>
+                    <a:prstGeom prst="rect">
+                      <a:avLst/>
+                    </a:prstGeom>
+                  </pic:spPr>
+                </pic:pic>
+              </a:graphicData>
+            </a:graphic>
+          </wp:inline>
+        </w:drawing>
+      </w:r>
+    </w:p>
+    <w:p>
+      <w:pPr>
+        <w:spacing w:after="220"/>
+        <w:jc w:val="center"/>
+      </w:pPr>
+      <w:r>
+        <w:rPr>
+          <w:i/>
+          <w:iCs/>
+          <w:color w:val="4b5563"/>
+          <w:sz w:val="20"/>
+          <w:szCs w:val="20"/>
+        </w:rPr>
+        <w:t xml:space="preserve">Print progress</w:t>
+      </w:r>
+    </w:p>
+    <w:p>
+      <w:r>
+        <w:t xml:space="preserve"/>
+      </w:r>
+    </w:p>
+    <w:p>
+      <w:pPr>
+        <w:pStyle w:val="Heading2"/>
+        <w:spacing w:before="180" w:after="100"/>
+      </w:pPr>
+      <w:r>
+        <w:t xml:space="preserve">Docker and Lightsail operations note</w:t>
+      </w:r>
+    </w:p>
+    <w:p>
+      <w:r>
+        <w:t xml:space="preserve"/>
+      </w:r>
+    </w:p>
+    <w:p>
+      <w:pPr>
+        <w:spacing w:after="80"/>
+      </w:pPr>
+      <w:r>
+        <w:t xml:space="preserve">If MSCQR is deployed on AWS Lightsail with Docker Compose:</w:t>
+      </w:r>
+    </w:p>
+    <w:p>
+      <w:r>
+        <w:t xml:space="preserve"/>
+      </w:r>
+    </w:p>
+    <w:p>
+      <w:pPr>
+        <w:pStyle w:val="ListParagraph"/>
+        <w:numPr>
+          <w:ilvl w:val="0"/>
+          <w:numId w:val="1"/>
+        </w:numPr>
+        <w:spacing w:after="50"/>
+      </w:pPr>
+      <w:r>
+        <w:t xml:space="preserve">restart and verification should be done with docker compose, not systemctl</w:t>
+      </w:r>
+    </w:p>
+    <w:p>
+      <w:pPr>
+        <w:pStyle w:val="ListParagraph"/>
+        <w:numPr>
+          <w:ilvl w:val="0"/>
+          <w:numId w:val="1"/>
+        </w:numPr>
+        <w:spacing w:after="50"/>
+      </w:pPr>
+      <w:r>
+        <w:t xml:space="preserve">the Lightsail browser terminal (Connect using SSH) is enough for the update steps</w:t>
+      </w:r>
+    </w:p>
+    <w:p>
+      <w:pPr>
+        <w:pStyle w:val="ListParagraph"/>
+        <w:numPr>
+          <w:ilvl w:val="0"/>
+          <w:numId w:val="1"/>
+        </w:numPr>
+        <w:spacing w:after="50"/>
+      </w:pPr>
+      <w:r>
+        <w:t xml:space="preserve">confirm the server commit matches your local commit before and after the container refresh</w:t>
       </w:r>
     </w:p>
     <w:p>
